--- a/exp-1/BI1.docx
+++ b/exp-1/BI1.docx
@@ -1101,10 +1101,10 @@
           <w:noProof/>
         </w:rPr>
         <w:drawing>
-          <wp:inline distT="0" distB="0" distL="0" distR="0" wp14:anchorId="6A20CDB9" wp14:editId="6EDA1CA4">
-            <wp:extent cx="6591300" cy="3519170"/>
-            <wp:effectExtent l="0" t="0" r="0" b="5080"/>
-            <wp:docPr id="954233289" name="Picture 1"/>
+          <wp:inline distT="0" distB="0" distL="0" distR="0" wp14:anchorId="3311B59A" wp14:editId="766C7CD3">
+            <wp:extent cx="5348292" cy="3009900"/>
+            <wp:effectExtent l="19050" t="19050" r="24130" b="19050"/>
+            <wp:docPr id="959230331" name="Picture 1"/>
             <wp:cNvGraphicFramePr>
               <a:graphicFrameLocks xmlns:a="http://schemas.openxmlformats.org/drawingml/2006/main" noChangeAspect="1"/>
             </wp:cNvGraphicFramePr>
@@ -1112,11 +1112,17 @@
               <a:graphicData uri="http://schemas.openxmlformats.org/drawingml/2006/picture">
                 <pic:pic xmlns:pic="http://schemas.openxmlformats.org/drawingml/2006/picture">
                   <pic:nvPicPr>
-                    <pic:cNvPr id="954233289" name=""/>
+                    <pic:cNvPr id="959230331" name="Picture 959230331"/>
                     <pic:cNvPicPr/>
                   </pic:nvPicPr>
                   <pic:blipFill>
-                    <a:blip r:embed="rId5"/>
+                    <a:blip r:embed="rId5" cstate="print">
+                      <a:extLst>
+                        <a:ext uri="{28A0092B-C50C-407E-A947-70E740481C1C}">
+                          <a14:useLocalDpi xmlns:a14="http://schemas.microsoft.com/office/drawing/2010/main" val="0"/>
+                        </a:ext>
+                      </a:extLst>
+                    </a:blip>
                     <a:stretch>
                       <a:fillRect/>
                     </a:stretch>
@@ -1124,11 +1130,16 @@
                   <pic:spPr>
                     <a:xfrm>
                       <a:off x="0" y="0"/>
-                      <a:ext cx="6591300" cy="3519170"/>
+                      <a:ext cx="5355256" cy="3013819"/>
                     </a:xfrm>
                     <a:prstGeom prst="rect">
                       <a:avLst/>
                     </a:prstGeom>
+                    <a:ln>
+                      <a:solidFill>
+                        <a:schemeClr val="tx1"/>
+                      </a:solidFill>
+                    </a:ln>
                   </pic:spPr>
                 </pic:pic>
               </a:graphicData>

--- a/exp-1/BI1.docx
+++ b/exp-1/BI1.docx
@@ -1101,10 +1101,10 @@
           <w:noProof/>
         </w:rPr>
         <w:drawing>
-          <wp:inline distT="0" distB="0" distL="0" distR="0" wp14:anchorId="3311B59A" wp14:editId="766C7CD3">
-            <wp:extent cx="5348292" cy="3009900"/>
-            <wp:effectExtent l="19050" t="19050" r="24130" b="19050"/>
-            <wp:docPr id="959230331" name="Picture 1"/>
+          <wp:inline distT="0" distB="0" distL="0" distR="0" wp14:anchorId="04CF2692" wp14:editId="2CFA0721">
+            <wp:extent cx="5700332" cy="3208020"/>
+            <wp:effectExtent l="0" t="0" r="0" b="0"/>
+            <wp:docPr id="561023500" name="Picture 1"/>
             <wp:cNvGraphicFramePr>
               <a:graphicFrameLocks xmlns:a="http://schemas.openxmlformats.org/drawingml/2006/main" noChangeAspect="1"/>
             </wp:cNvGraphicFramePr>
@@ -1112,7 +1112,7 @@
               <a:graphicData uri="http://schemas.openxmlformats.org/drawingml/2006/picture">
                 <pic:pic xmlns:pic="http://schemas.openxmlformats.org/drawingml/2006/picture">
                   <pic:nvPicPr>
-                    <pic:cNvPr id="959230331" name="Picture 959230331"/>
+                    <pic:cNvPr id="561023500" name="Picture 561023500"/>
                     <pic:cNvPicPr/>
                   </pic:nvPicPr>
                   <pic:blipFill>
@@ -1130,16 +1130,11 @@
                   <pic:spPr>
                     <a:xfrm>
                       <a:off x="0" y="0"/>
-                      <a:ext cx="5355256" cy="3013819"/>
+                      <a:ext cx="5707342" cy="3211965"/>
                     </a:xfrm>
                     <a:prstGeom prst="rect">
                       <a:avLst/>
                     </a:prstGeom>
-                    <a:ln>
-                      <a:solidFill>
-                        <a:schemeClr val="tx1"/>
-                      </a:solidFill>
-                    </a:ln>
                   </pic:spPr>
                 </pic:pic>
               </a:graphicData>
